--- a/pr-preview/pr-341/permutation-tests-handout-tracked-changes.docx
+++ b/pr-preview/pr-341/permutation-tests-handout-tracked-changes.docx
@@ -16,7 +16,7 @@
       </w:pPr>
       <w:del w:id="1" w:author="PR Preview" w:date="2026-01-01T00:00:00Z">
         <w:r>
-          <w:delText xml:space="preserve">Last modified: 2026-10-18 13:22:01 (PDT)</w:delText>
+          <w:delText xml:space="preserve">Last modified: 2026-10-18 14:21:43 (PDT)</w:delText>
         </w:r>
       </w:del>
     </w:p>
@@ -26,7 +26,7 @@
       </w:pPr>
       <w:ins w:id="2" w:author="PR Preview" w:date="2026-01-01T00:00:00Z">
         <w:r>
-          <w:t xml:space="preserve">Last modified: 2026-10-18 13:29:01 (PDT)</w:t>
+          <w:t xml:space="preserve">Last modified: 2026-10-18 14:27:47 (PDT)</w:t>
         </w:r>
       </w:ins>
     </w:p>
@@ -16883,13 +16883,19 @@
         </w:numPr>
       </w:pPr>
       <w:r>
-        <w:t xml:space="preserve">Good [3]</w:t>
-      </w:r>
-      <w:r>
-        <w:t xml:space="preserve"> </w:t>
-      </w:r>
-      <w:r>
-        <w:t xml:space="preserve">is a book-length treatment of permutation tests.</w:t>
+        <w:t xml:space="preserve">Good</w:t>
+      </w:r>
+      <w:r>
+        <w:t xml:space="preserve"> </w:t>
+      </w:r>
+      <w:r>
+        <w:t xml:space="preserve">[3]</w:t>
+      </w:r>
+      <w:r>
+        <w:t xml:space="preserve"> </w:t>
+      </w:r>
+      <w:r>
+        <w:t xml:space="preserve">gives a book-length treatment of permutation tests.</w:t>
       </w:r>
     </w:p>
     <w:p>
@@ -16901,13 +16907,36 @@
         </w:numPr>
       </w:pPr>
       <w:r>
-        <w:t xml:space="preserve">Phipson and Smyth [9]</w:t>
-      </w:r>
-      <w:r>
-        <w:t xml:space="preserve"> </w:t>
-      </w:r>
-      <w:r>
-        <w:t xml:space="preserve">explains why Monte Carlo permutation p-values need the added 1.</w:t>
+        <w:t xml:space="preserve">Phipson and Smyth</w:t>
+      </w:r>
+      <w:r>
+        <w:t xml:space="preserve"> </w:t>
+      </w:r>
+      <w:r>
+        <w:t xml:space="preserve">[9]</w:t>
+      </w:r>
+      <w:r>
+        <w:t xml:space="preserve"> </w:t>
+      </w:r>
+      <w:r>
+        <w:t xml:space="preserve">explain why</w:t>
+      </w:r>
+      <w:r>
+        <w:t xml:space="preserve"> </w:t>
+      </w:r>
+      <w:hyperlink w:anchor="def-monte-carlo-p-value">
+        <w:r>
+          <w:rPr>
+            <w:rStyle w:val="Hyperlink"/>
+          </w:rPr>
+          <w:t xml:space="preserve">Monte Carlo permutation p-values</w:t>
+        </w:r>
+      </w:hyperlink>
+      <w:r>
+        <w:t xml:space="preserve"> </w:t>
+      </w:r>
+      <w:r>
+        <w:t xml:space="preserve">need the added 1.</w:t>
       </w:r>
     </w:p>
     <w:p>

--- a/pr-preview/pr-341/permutation-tests-handout-tracked-changes.docx
+++ b/pr-preview/pr-341/permutation-tests-handout-tracked-changes.docx
@@ -26,7 +26,7 @@
       </w:pPr>
       <w:ins w:id="2" w:author="PR Preview" w:date="2026-01-01T00:00:00Z">
         <w:r>
-          <w:t xml:space="preserve">Last modified: 2026-10-18 14:27:47 (PDT)</w:t>
+          <w:t xml:space="preserve">Last modified: 2026-10-18 17:07:37 (PDT)</w:t>
         </w:r>
       </w:ins>
     </w:p>

--- a/pr-preview/pr-341/permutation-tests-handout-tracked-changes.docx
+++ b/pr-preview/pr-341/permutation-tests-handout-tracked-changes.docx
@@ -16,7 +16,7 @@
       </w:pPr>
       <w:del w:id="1" w:author="PR Preview" w:date="2026-01-01T00:00:00Z">
         <w:r>
-          <w:delText xml:space="preserve">Last modified: 2026-10-18 14:21:43 (PDT)</w:delText>
+          <w:delText xml:space="preserve">Last modified: 2026-10-18 17:33:29 (PDT)</w:delText>
         </w:r>
       </w:del>
     </w:p>
@@ -26,7 +26,7 @@
       </w:pPr>
       <w:ins w:id="2" w:author="PR Preview" w:date="2026-01-01T00:00:00Z">
         <w:r>
-          <w:t xml:space="preserve">Last modified: 2026-10-18 17:07:37 (PDT)</w:t>
+          <w:t xml:space="preserve">Last modified: 2026-10-18 22:00:53 (PDT)</w:t>
         </w:r>
       </w:ins>
     </w:p>

--- a/pr-preview/pr-341/permutation-tests-handout-tracked-changes.docx
+++ b/pr-preview/pr-341/permutation-tests-handout-tracked-changes.docx
@@ -26,7 +26,7 @@
       </w:pPr>
       <w:ins w:id="2" w:author="PR Preview" w:date="2026-01-01T00:00:00Z">
         <w:r>
-          <w:t xml:space="preserve">Last modified: 2026-10-18 22:00:53 (PDT)</w:t>
+          <w:t xml:space="preserve">Last modified: 2026-10-18 23:39:02 (PDT)</w:t>
         </w:r>
       </w:ins>
     </w:p>

--- a/pr-preview/pr-341/permutation-tests-handout-tracked-changes.docx
+++ b/pr-preview/pr-341/permutation-tests-handout-tracked-changes.docx
@@ -16,7 +16,7 @@
       </w:pPr>
       <w:del w:id="1" w:author="PR Preview" w:date="2026-01-01T00:00:00Z">
         <w:r>
-          <w:delText xml:space="preserve">Last modified: 2026-10-18 17:33:29 (PDT)</w:delText>
+          <w:delText xml:space="preserve">Last modified: 2026-10-19 00:31:45 (PDT)</w:delText>
         </w:r>
       </w:del>
     </w:p>
@@ -26,7 +26,7 @@
       </w:pPr>
       <w:ins w:id="2" w:author="PR Preview" w:date="2026-01-01T00:00:00Z">
         <w:r>
-          <w:t xml:space="preserve">Last modified: 2026-10-18 23:39:02 (PDT)</w:t>
+          <w:t xml:space="preserve">Last modified: 2026-10-19 00:34:20 (PDT)</w:t>
         </w:r>
       </w:ins>
     </w:p>

--- a/pr-preview/pr-341/permutation-tests-handout-tracked-changes.docx
+++ b/pr-preview/pr-341/permutation-tests-handout-tracked-changes.docx
@@ -16,7 +16,7 @@
       </w:pPr>
       <w:del w:id="1" w:author="PR Preview" w:date="2026-01-01T00:00:00Z">
         <w:r>
-          <w:delText xml:space="preserve">Last modified: 2026-10-19 00:31:45 (PDT)</w:delText>
+          <w:delText xml:space="preserve">Last modified: 2026-10-19 00:48:10 (PDT)</w:delText>
         </w:r>
       </w:del>
     </w:p>
@@ -26,7 +26,7 @@
       </w:pPr>
       <w:ins w:id="2" w:author="PR Preview" w:date="2026-01-01T00:00:00Z">
         <w:r>
-          <w:t xml:space="preserve">Last modified: 2026-10-19 00:34:20 (PDT)</w:t>
+          <w:t xml:space="preserve">Last modified: 2026-10-19 00:53:49 (PDT)</w:t>
         </w:r>
       </w:ins>
     </w:p>
@@ -597,36 +597,50 @@
       <w:pPr>
         <w:pStyle w:val="FirstParagraph"/>
       </w:pPr>
-      <w:r>
-        <w:rPr>
-          <w:b/>
-          <w:bCs/>
-        </w:rPr>
-        <w:t xml:space="preserve">Definition 1 (Exchangeable random variables)</w:t>
-      </w:r>
-      <w:r>
-        <w:t xml:space="preserve"> </w:t>
-      </w:r>
-      <w:r>
-        <w:t xml:space="preserve">For a permutation</w:t>
-      </w:r>
-      <w:r>
-        <w:t xml:space="preserve"> </w:t>
-      </w:r>
+      <w:del w:id="3" w:author="PR Preview" w:date="2026-01-01T00:00:00Z">
+        <w:r>
+          <w:rPr>
+            <w:b/>
+            <w:bCs/>
+          </w:rPr>
+          <w:delText xml:space="preserve">Definition 1 (Exchangeable random variables)</w:delText>
+        </w:r>
+      </w:del>
+      <w:del w:id="4" w:author="PR Preview" w:date="2026-01-01T00:00:00Z">
+        <w:r>
+          <w:delText xml:space="preserve"> </w:delText>
+        </w:r>
+      </w:del>
+      <w:del w:id="5" w:author="PR Preview" w:date="2026-01-01T00:00:00Z">
+        <w:r>
+          <w:delText xml:space="preserve">For a permutation</w:delText>
+        </w:r>
+      </w:del>
+      <w:del w:id="6" w:author="PR Preview" w:date="2026-01-01T00:00:00Z">
+        <w:r>
+          <w:delText xml:space="preserve"> </w:delText>
+        </w:r>
+      </w:del>
       <m:oMath>
         <m:r>
           <m:t>π</m:t>
         </m:r>
       </m:oMath>
-      <w:r>
-        <w:t xml:space="preserve"> </w:t>
-      </w:r>
-      <w:r>
-        <w:t xml:space="preserve">of</w:t>
-      </w:r>
-      <w:r>
-        <w:t xml:space="preserve"> </w:t>
-      </w:r>
+      <w:del w:id="7" w:author="PR Preview" w:date="2026-01-01T00:00:00Z">
+        <w:r>
+          <w:delText xml:space="preserve"> </w:delText>
+        </w:r>
+      </w:del>
+      <w:del w:id="8" w:author="PR Preview" w:date="2026-01-01T00:00:00Z">
+        <w:r>
+          <w:delText xml:space="preserve">of</w:delText>
+        </w:r>
+      </w:del>
+      <w:del w:id="9" w:author="PR Preview" w:date="2026-01-01T00:00:00Z">
+        <w:r>
+          <w:delText xml:space="preserve"> </w:delText>
+        </w:r>
+      </w:del>
       <m:oMath>
         <m:r>
           <m:t>​</m:t>
@@ -669,15 +683,21 @@
           <m:t>​</m:t>
         </m:r>
       </m:oMath>
-      <w:r>
-        <w:t xml:space="preserve"> </w:t>
-      </w:r>
-      <w:r>
-        <w:t xml:space="preserve">and a vector</w:t>
-      </w:r>
-      <w:r>
-        <w:t xml:space="preserve"> </w:t>
-      </w:r>
+      <w:del w:id="10" w:author="PR Preview" w:date="2026-01-01T00:00:00Z">
+        <w:r>
+          <w:delText xml:space="preserve"> </w:delText>
+        </w:r>
+      </w:del>
+      <w:del w:id="11" w:author="PR Preview" w:date="2026-01-01T00:00:00Z">
+        <w:r>
+          <w:delText xml:space="preserve">and a vector</w:delText>
+        </w:r>
+      </w:del>
+      <w:del w:id="12" w:author="PR Preview" w:date="2026-01-01T00:00:00Z">
+        <w:r>
+          <w:delText xml:space="preserve"> </w:delText>
+        </w:r>
+      </w:del>
       <m:oMath>
         <m:r>
           <m:t>y</m:t>
@@ -743,18 +763,26 @@
           <m:t>)</m:t>
         </m:r>
       </m:oMath>
-      <w:r>
-        <w:t xml:space="preserve">,</w:t>
-      </w:r>
-      <w:r>
-        <w:t xml:space="preserve"> </w:t>
-      </w:r>
-      <w:r>
-        <w:t xml:space="preserve">write</w:t>
-      </w:r>
-      <w:r>
-        <w:t xml:space="preserve"> </w:t>
-      </w:r>
+      <w:del w:id="13" w:author="PR Preview" w:date="2026-01-01T00:00:00Z">
+        <w:r>
+          <w:delText xml:space="preserve">,</w:delText>
+        </w:r>
+      </w:del>
+      <w:del w:id="14" w:author="PR Preview" w:date="2026-01-01T00:00:00Z">
+        <w:r>
+          <w:delText xml:space="preserve"> </w:delText>
+        </w:r>
+      </w:del>
+      <w:del w:id="15" w:author="PR Preview" w:date="2026-01-01T00:00:00Z">
+        <w:r>
+          <w:delText xml:space="preserve">write</w:delText>
+        </w:r>
+      </w:del>
+      <w:del w:id="16" w:author="PR Preview" w:date="2026-01-01T00:00:00Z">
+        <w:r>
+          <w:delText xml:space="preserve"> </w:delText>
+        </w:r>
+      </w:del>
       <m:oMath>
         <m:sSub>
           <m:e>
@@ -872,32 +900,46 @@
           <m:t>)</m:t>
         </m:r>
       </m:oMath>
-      <w:r>
-        <w:t xml:space="preserve"> </w:t>
-      </w:r>
-      <w:r>
-        <w:t xml:space="preserve">for the vector with its entries reordered by</w:t>
-      </w:r>
-      <w:r>
-        <w:t xml:space="preserve"> </w:t>
-      </w:r>
+      <w:del w:id="17" w:author="PR Preview" w:date="2026-01-01T00:00:00Z">
+        <w:r>
+          <w:delText xml:space="preserve"> </w:delText>
+        </w:r>
+      </w:del>
+      <w:del w:id="18" w:author="PR Preview" w:date="2026-01-01T00:00:00Z">
+        <w:r>
+          <w:delText xml:space="preserve">for the vector with its entries reordered by</w:delText>
+        </w:r>
+      </w:del>
+      <w:del w:id="19" w:author="PR Preview" w:date="2026-01-01T00:00:00Z">
+        <w:r>
+          <w:delText xml:space="preserve"> </w:delText>
+        </w:r>
+      </w:del>
       <m:oMath>
         <m:r>
           <m:t>π</m:t>
         </m:r>
       </m:oMath>
-      <w:r>
-        <w:t xml:space="preserve">.</w:t>
-      </w:r>
-      <w:r>
-        <w:t xml:space="preserve"> </w:t>
-      </w:r>
-      <w:r>
-        <w:t xml:space="preserve">Random variables</w:t>
-      </w:r>
-      <w:r>
-        <w:t xml:space="preserve"> </w:t>
-      </w:r>
+      <w:del w:id="20" w:author="PR Preview" w:date="2026-01-01T00:00:00Z">
+        <w:r>
+          <w:delText xml:space="preserve">.</w:delText>
+        </w:r>
+      </w:del>
+      <w:del w:id="21" w:author="PR Preview" w:date="2026-01-01T00:00:00Z">
+        <w:r>
+          <w:delText xml:space="preserve"> </w:delText>
+        </w:r>
+      </w:del>
+      <w:del w:id="22" w:author="PR Preview" w:date="2026-01-01T00:00:00Z">
+        <w:r>
+          <w:delText xml:space="preserve">Random variables</w:delText>
+        </w:r>
+      </w:del>
+      <w:del w:id="23" w:author="PR Preview" w:date="2026-01-01T00:00:00Z">
+        <w:r>
+          <w:delText xml:space="preserve"> </w:delText>
+        </w:r>
+      </w:del>
       <m:oMath>
         <m:sSub>
           <m:e>
@@ -942,71 +984,581 @@
           </m:sub>
         </m:sSub>
       </m:oMath>
-      <w:r>
-        <w:t xml:space="preserve"> </w:t>
-      </w:r>
-      <w:r>
-        <w:t xml:space="preserve">are</w:t>
-      </w:r>
-      <w:r>
-        <w:t xml:space="preserve"> </w:t>
-      </w:r>
-      <w:r>
-        <w:rPr>
-          <w:b/>
-          <w:bCs/>
-        </w:rPr>
-        <w:t xml:space="preserve">exchangeable</w:t>
-      </w:r>
-      <w:r>
-        <w:t xml:space="preserve"> </w:t>
-      </w:r>
-      <w:r>
-        <w:t xml:space="preserve">if reordering them does not change their joint distribution</w:t>
-      </w:r>
-      <w:r>
-        <w:t xml:space="preserve"> </w:t>
-      </w:r>
-      <w:r>
-        <w:t xml:space="preserve">[5]</w:t>
-      </w:r>
-      <w:r>
-        <w:t xml:space="preserve">:</w:t>
-      </w:r>
-      <w:r>
-        <w:t xml:space="preserve"> </w:t>
-      </w:r>
-      <w:r>
-        <w:t xml:space="preserve">for every permutation</w:t>
-      </w:r>
-      <w:r>
-        <w:t xml:space="preserve"> </w:t>
-      </w:r>
+      <w:del w:id="24" w:author="PR Preview" w:date="2026-01-01T00:00:00Z">
+        <w:r>
+          <w:delText xml:space="preserve"> </w:delText>
+        </w:r>
+      </w:del>
+      <w:del w:id="25" w:author="PR Preview" w:date="2026-01-01T00:00:00Z">
+        <w:r>
+          <w:delText xml:space="preserve">are</w:delText>
+        </w:r>
+      </w:del>
+      <w:del w:id="26" w:author="PR Preview" w:date="2026-01-01T00:00:00Z">
+        <w:r>
+          <w:delText xml:space="preserve"> </w:delText>
+        </w:r>
+      </w:del>
+      <w:del w:id="27" w:author="PR Preview" w:date="2026-01-01T00:00:00Z">
+        <w:r>
+          <w:rPr>
+            <w:b/>
+            <w:bCs/>
+          </w:rPr>
+          <w:delText xml:space="preserve">exchangeable</w:delText>
+        </w:r>
+      </w:del>
+      <w:del w:id="28" w:author="PR Preview" w:date="2026-01-01T00:00:00Z">
+        <w:r>
+          <w:delText xml:space="preserve"> </w:delText>
+        </w:r>
+      </w:del>
+      <w:del w:id="29" w:author="PR Preview" w:date="2026-01-01T00:00:00Z">
+        <w:r>
+          <w:delText xml:space="preserve">if reordering them does not change their joint distribution</w:delText>
+        </w:r>
+      </w:del>
+      <w:del w:id="30" w:author="PR Preview" w:date="2026-01-01T00:00:00Z">
+        <w:r>
+          <w:delText xml:space="preserve"> </w:delText>
+        </w:r>
+      </w:del>
+      <w:del w:id="31" w:author="PR Preview" w:date="2026-01-01T00:00:00Z">
+        <w:r>
+          <w:delText xml:space="preserve">[5]</w:delText>
+        </w:r>
+      </w:del>
+      <w:del w:id="32" w:author="PR Preview" w:date="2026-01-01T00:00:00Z">
+        <w:r>
+          <w:delText xml:space="preserve">:</w:delText>
+        </w:r>
+      </w:del>
+      <w:del w:id="33" w:author="PR Preview" w:date="2026-01-01T00:00:00Z">
+        <w:r>
+          <w:delText xml:space="preserve"> </w:delText>
+        </w:r>
+      </w:del>
+      <w:del w:id="34" w:author="PR Preview" w:date="2026-01-01T00:00:00Z">
+        <w:r>
+          <w:delText xml:space="preserve">for every permutation</w:delText>
+        </w:r>
+      </w:del>
+      <w:del w:id="35" w:author="PR Preview" w:date="2026-01-01T00:00:00Z">
+        <w:r>
+          <w:delText xml:space="preserve"> </w:delText>
+        </w:r>
+      </w:del>
       <m:oMath>
         <m:r>
           <m:t>π</m:t>
         </m:r>
       </m:oMath>
-      <w:r>
-        <w:t xml:space="preserve"> </w:t>
-      </w:r>
-      <w:r>
-        <w:t xml:space="preserve">and every set</w:t>
-      </w:r>
-      <w:r>
-        <w:t xml:space="preserve"> </w:t>
-      </w:r>
+      <w:del w:id="36" w:author="PR Preview" w:date="2026-01-01T00:00:00Z">
+        <w:r>
+          <w:delText xml:space="preserve"> </w:delText>
+        </w:r>
+      </w:del>
+      <w:del w:id="37" w:author="PR Preview" w:date="2026-01-01T00:00:00Z">
+        <w:r>
+          <w:delText xml:space="preserve">and every set</w:delText>
+        </w:r>
+      </w:del>
+      <w:del w:id="38" w:author="PR Preview" w:date="2026-01-01T00:00:00Z">
+        <w:r>
+          <w:delText xml:space="preserve"> </w:delText>
+        </w:r>
+      </w:del>
       <m:oMath>
         <m:r>
           <m:t>A</m:t>
         </m:r>
       </m:oMath>
-      <w:r>
-        <w:t xml:space="preserve"> </w:t>
-      </w:r>
-      <w:r>
-        <w:t xml:space="preserve">of vectors,</w:t>
-      </w:r>
+      <w:del w:id="39" w:author="PR Preview" w:date="2026-01-01T00:00:00Z">
+        <w:r>
+          <w:delText xml:space="preserve"> </w:delText>
+        </w:r>
+      </w:del>
+      <w:del w:id="40" w:author="PR Preview" w:date="2026-01-01T00:00:00Z">
+        <w:r>
+          <w:delText xml:space="preserve">of vectors,</w:delText>
+        </w:r>
+      </w:del>
+    </w:p>
+    <w:p>
+      <w:pPr>
+        <w:pStyle w:val="FirstParagraph"/>
+      </w:pPr>
+      <w:ins w:id="41" w:author="PR Preview" w:date="2026-01-01T00:00:00Z">
+        <w:r>
+          <w:rPr>
+            <w:b/>
+            <w:bCs/>
+          </w:rPr>
+          <w:t xml:space="preserve">Definition 1 (Exchangeable random variables)</w:t>
+        </w:r>
+      </w:ins>
+      <w:ins w:id="42" w:author="PR Preview" w:date="2026-01-01T00:00:00Z">
+        <w:r>
+          <w:t xml:space="preserve"> </w:t>
+        </w:r>
+      </w:ins>
+      <w:ins w:id="43" w:author="PR Preview" w:date="2026-01-01T00:00:00Z">
+        <w:r>
+          <w:t xml:space="preserve">For a permutation</w:t>
+        </w:r>
+      </w:ins>
+      <w:ins w:id="44" w:author="PR Preview" w:date="2026-01-01T00:00:00Z">
+        <w:r>
+          <w:t xml:space="preserve"> </w:t>
+        </w:r>
+      </w:ins>
+      <m:oMath>
+        <m:r>
+          <m:t>π</m:t>
+        </m:r>
+      </m:oMath>
+      <w:ins w:id="45" w:author="PR Preview" w:date="2026-01-01T00:00:00Z">
+        <w:r>
+          <w:t xml:space="preserve"> </w:t>
+        </w:r>
+      </w:ins>
+      <w:ins w:id="46" w:author="PR Preview" w:date="2026-01-01T00:00:00Z">
+        <w:r>
+          <w:t xml:space="preserve">of</w:t>
+        </w:r>
+      </w:ins>
+      <w:ins w:id="47" w:author="PR Preview" w:date="2026-01-01T00:00:00Z">
+        <w:r>
+          <w:t xml:space="preserve"> </w:t>
+        </w:r>
+      </w:ins>
+      <m:oMath>
+        <m:r>
+          <m:t>​</m:t>
+        </m:r>
+        <m:d>
+          <m:dPr>
+            <m:begChr m:val="{"/>
+            <m:sepChr m:val=""/>
+            <m:endChr m:val="}"/>
+            <m:grow/>
+          </m:dPr>
+          <m:e>
+            <m:r>
+              <m:t>1</m:t>
+            </m:r>
+            <m:r>
+              <m:rPr>
+                <m:sty m:val="p"/>
+              </m:rPr>
+              <m:t>,</m:t>
+            </m:r>
+            <m:r>
+              <m:rPr>
+                <m:sty m:val="p"/>
+              </m:rPr>
+              <m:t>…</m:t>
+            </m:r>
+            <m:r>
+              <m:rPr>
+                <m:sty m:val="p"/>
+              </m:rPr>
+              <m:t>,</m:t>
+            </m:r>
+            <m:r>
+              <m:t>n</m:t>
+            </m:r>
+          </m:e>
+        </m:d>
+        <m:r>
+          <m:t>​</m:t>
+        </m:r>
+      </m:oMath>
+      <w:ins w:id="48" w:author="PR Preview" w:date="2026-01-01T00:00:00Z">
+        <w:r>
+          <w:t xml:space="preserve"> </w:t>
+        </w:r>
+      </w:ins>
+      <w:ins w:id="49" w:author="PR Preview" w:date="2026-01-01T00:00:00Z">
+        <w:r>
+          <w:t xml:space="preserve">and a vector</w:t>
+        </w:r>
+      </w:ins>
+      <w:ins w:id="50" w:author="PR Preview" w:date="2026-01-01T00:00:00Z">
+        <w:r>
+          <w:t xml:space="preserve"> </w:t>
+        </w:r>
+      </w:ins>
+      <m:oMath>
+        <m:r>
+          <m:t>y</m:t>
+        </m:r>
+        <m:r>
+          <m:rPr>
+            <m:sty m:val="p"/>
+          </m:rPr>
+          <m:t>=</m:t>
+        </m:r>
+        <m:r>
+          <m:rPr>
+            <m:sty m:val="p"/>
+          </m:rPr>
+          <m:t>(</m:t>
+        </m:r>
+        <m:sSub>
+          <m:e>
+            <m:r>
+              <m:t>y</m:t>
+            </m:r>
+          </m:e>
+          <m:sub>
+            <m:r>
+              <m:t>1</m:t>
+            </m:r>
+          </m:sub>
+        </m:sSub>
+        <m:r>
+          <m:rPr>
+            <m:sty m:val="p"/>
+          </m:rPr>
+          <m:t>,</m:t>
+        </m:r>
+        <m:r>
+          <m:rPr>
+            <m:sty m:val="p"/>
+          </m:rPr>
+          <m:t>…</m:t>
+        </m:r>
+        <m:r>
+          <m:rPr>
+            <m:sty m:val="p"/>
+          </m:rPr>
+          <m:t>,</m:t>
+        </m:r>
+        <m:sSub>
+          <m:e>
+            <m:r>
+              <m:t>y</m:t>
+            </m:r>
+          </m:e>
+          <m:sub>
+            <m:r>
+              <m:t>n</m:t>
+            </m:r>
+          </m:sub>
+        </m:sSub>
+        <m:r>
+          <m:rPr>
+            <m:sty m:val="p"/>
+          </m:rPr>
+          <m:t>)</m:t>
+        </m:r>
+      </m:oMath>
+      <w:ins w:id="51" w:author="PR Preview" w:date="2026-01-01T00:00:00Z">
+        <w:r>
+          <w:t xml:space="preserve">,</w:t>
+        </w:r>
+      </w:ins>
+      <w:ins w:id="52" w:author="PR Preview" w:date="2026-01-01T00:00:00Z">
+        <w:r>
+          <w:t xml:space="preserve"> </w:t>
+        </w:r>
+      </w:ins>
+      <w:ins w:id="53" w:author="PR Preview" w:date="2026-01-01T00:00:00Z">
+        <w:r>
+          <w:t xml:space="preserve">write</w:t>
+        </w:r>
+      </w:ins>
+      <w:ins w:id="54" w:author="PR Preview" w:date="2026-01-01T00:00:00Z">
+        <w:r>
+          <w:t xml:space="preserve"> </w:t>
+        </w:r>
+      </w:ins>
+      <m:oMath>
+        <m:sSub>
+          <m:e>
+            <m:r>
+              <m:t>y</m:t>
+            </m:r>
+          </m:e>
+          <m:sub>
+            <m:r>
+              <m:t>π</m:t>
+            </m:r>
+          </m:sub>
+        </m:sSub>
+        <m:limUpp>
+          <m:e>
+            <m:r>
+              <m:rPr>
+                <m:sty m:val="p"/>
+              </m:rPr>
+              <m:t>=</m:t>
+            </m:r>
+          </m:e>
+          <m:lim>
+            <m:r>
+              <m:rPr>
+                <m:nor/>
+                <m:sty m:val="p"/>
+              </m:rPr>
+              <m:t>def</m:t>
+            </m:r>
+          </m:lim>
+        </m:limUpp>
+        <m:r>
+          <m:rPr>
+            <m:sty m:val="p"/>
+          </m:rPr>
+          <m:t>(</m:t>
+        </m:r>
+        <m:sSub>
+          <m:e>
+            <m:r>
+              <m:t>y</m:t>
+            </m:r>
+          </m:e>
+          <m:sub>
+            <m:r>
+              <m:t>π</m:t>
+            </m:r>
+            <m:r>
+              <m:rPr>
+                <m:sty m:val="p"/>
+              </m:rPr>
+              <m:t>(</m:t>
+            </m:r>
+            <m:r>
+              <m:t>1</m:t>
+            </m:r>
+            <m:r>
+              <m:rPr>
+                <m:sty m:val="p"/>
+              </m:rPr>
+              <m:t>)</m:t>
+            </m:r>
+          </m:sub>
+        </m:sSub>
+        <m:r>
+          <m:rPr>
+            <m:sty m:val="p"/>
+          </m:rPr>
+          <m:t>,</m:t>
+        </m:r>
+        <m:r>
+          <m:rPr>
+            <m:sty m:val="p"/>
+          </m:rPr>
+          <m:t>…</m:t>
+        </m:r>
+        <m:r>
+          <m:rPr>
+            <m:sty m:val="p"/>
+          </m:rPr>
+          <m:t>,</m:t>
+        </m:r>
+        <m:sSub>
+          <m:e>
+            <m:r>
+              <m:t>y</m:t>
+            </m:r>
+          </m:e>
+          <m:sub>
+            <m:r>
+              <m:t>π</m:t>
+            </m:r>
+            <m:r>
+              <m:rPr>
+                <m:sty m:val="p"/>
+              </m:rPr>
+              <m:t>(</m:t>
+            </m:r>
+            <m:r>
+              <m:t>n</m:t>
+            </m:r>
+            <m:r>
+              <m:rPr>
+                <m:sty m:val="p"/>
+              </m:rPr>
+              <m:t>)</m:t>
+            </m:r>
+          </m:sub>
+        </m:sSub>
+        <m:r>
+          <m:rPr>
+            <m:sty m:val="p"/>
+          </m:rPr>
+          <m:t>)</m:t>
+        </m:r>
+      </m:oMath>
+      <w:ins w:id="55" w:author="PR Preview" w:date="2026-01-01T00:00:00Z">
+        <w:r>
+          <w:t xml:space="preserve"> </w:t>
+        </w:r>
+      </w:ins>
+      <w:ins w:id="56" w:author="PR Preview" w:date="2026-01-01T00:00:00Z">
+        <w:r>
+          <w:t xml:space="preserve">for the vector with its entries reordered by</w:t>
+        </w:r>
+      </w:ins>
+      <w:ins w:id="57" w:author="PR Preview" w:date="2026-01-01T00:00:00Z">
+        <w:r>
+          <w:t xml:space="preserve"> </w:t>
+        </w:r>
+      </w:ins>
+      <m:oMath>
+        <m:r>
+          <m:t>π</m:t>
+        </m:r>
+      </m:oMath>
+      <w:ins w:id="58" w:author="PR Preview" w:date="2026-01-01T00:00:00Z">
+        <w:r>
+          <w:t xml:space="preserve">.</w:t>
+        </w:r>
+      </w:ins>
+      <w:ins w:id="59" w:author="PR Preview" w:date="2026-01-01T00:00:00Z">
+        <w:r>
+          <w:t xml:space="preserve"> </w:t>
+        </w:r>
+      </w:ins>
+      <w:ins w:id="60" w:author="PR Preview" w:date="2026-01-01T00:00:00Z">
+        <w:r>
+          <w:t xml:space="preserve">Random variables</w:t>
+        </w:r>
+      </w:ins>
+      <w:ins w:id="61" w:author="PR Preview" w:date="2026-01-01T00:00:00Z">
+        <w:r>
+          <w:t xml:space="preserve"> </w:t>
+        </w:r>
+      </w:ins>
+      <m:oMath>
+        <m:sSub>
+          <m:e>
+            <m:r>
+              <m:t>Y</m:t>
+            </m:r>
+          </m:e>
+          <m:sub>
+            <m:r>
+              <m:t>1</m:t>
+            </m:r>
+          </m:sub>
+        </m:sSub>
+        <m:r>
+          <m:rPr>
+            <m:sty m:val="p"/>
+          </m:rPr>
+          <m:t>,</m:t>
+        </m:r>
+        <m:r>
+          <m:rPr>
+            <m:sty m:val="p"/>
+          </m:rPr>
+          <m:t>…</m:t>
+        </m:r>
+        <m:r>
+          <m:rPr>
+            <m:sty m:val="p"/>
+          </m:rPr>
+          <m:t>,</m:t>
+        </m:r>
+        <m:sSub>
+          <m:e>
+            <m:r>
+              <m:t>Y</m:t>
+            </m:r>
+          </m:e>
+          <m:sub>
+            <m:r>
+              <m:t>n</m:t>
+            </m:r>
+          </m:sub>
+        </m:sSub>
+      </m:oMath>
+      <w:ins w:id="62" w:author="PR Preview" w:date="2026-01-01T00:00:00Z">
+        <w:r>
+          <w:t xml:space="preserve"> </w:t>
+        </w:r>
+      </w:ins>
+      <w:ins w:id="63" w:author="PR Preview" w:date="2026-01-01T00:00:00Z">
+        <w:r>
+          <w:t xml:space="preserve">are</w:t>
+        </w:r>
+      </w:ins>
+      <w:ins w:id="64" w:author="PR Preview" w:date="2026-01-01T00:00:00Z">
+        <w:r>
+          <w:t xml:space="preserve"> </w:t>
+        </w:r>
+      </w:ins>
+      <w:ins w:id="65" w:author="PR Preview" w:date="2026-01-01T00:00:00Z">
+        <w:r>
+          <w:rPr>
+            <w:b/>
+            <w:bCs/>
+          </w:rPr>
+          <w:t xml:space="preserve">exchangeable</w:t>
+        </w:r>
+      </w:ins>
+      <w:ins w:id="66" w:author="PR Preview" w:date="2026-01-01T00:00:00Z">
+        <w:r>
+          <w:t xml:space="preserve"> </w:t>
+        </w:r>
+      </w:ins>
+      <w:ins w:id="67" w:author="PR Preview" w:date="2026-01-01T00:00:00Z">
+        <w:r>
+          <w:t xml:space="preserve">if reordering them does not change their joint distribution:</w:t>
+        </w:r>
+      </w:ins>
+      <w:ins w:id="68" w:author="PR Preview" w:date="2026-01-01T00:00:00Z">
+        <w:r>
+          <w:t xml:space="preserve"> </w:t>
+        </w:r>
+      </w:ins>
+      <w:ins w:id="69" w:author="PR Preview" w:date="2026-01-01T00:00:00Z">
+        <w:r>
+          <w:t xml:space="preserve">for every permutation</w:t>
+        </w:r>
+      </w:ins>
+      <w:ins w:id="70" w:author="PR Preview" w:date="2026-01-01T00:00:00Z">
+        <w:r>
+          <w:t xml:space="preserve"> </w:t>
+        </w:r>
+      </w:ins>
+      <m:oMath>
+        <m:r>
+          <m:t>π</m:t>
+        </m:r>
+      </m:oMath>
+      <w:ins w:id="71" w:author="PR Preview" w:date="2026-01-01T00:00:00Z">
+        <w:r>
+          <w:t xml:space="preserve"> </w:t>
+        </w:r>
+      </w:ins>
+      <w:ins w:id="72" w:author="PR Preview" w:date="2026-01-01T00:00:00Z">
+        <w:r>
+          <w:t xml:space="preserve">and every set</w:t>
+        </w:r>
+      </w:ins>
+      <w:ins w:id="73" w:author="PR Preview" w:date="2026-01-01T00:00:00Z">
+        <w:r>
+          <w:t xml:space="preserve"> </w:t>
+        </w:r>
+      </w:ins>
+      <m:oMath>
+        <m:r>
+          <m:t>A</m:t>
+        </m:r>
+      </m:oMath>
+      <w:ins w:id="74" w:author="PR Preview" w:date="2026-01-01T00:00:00Z">
+        <w:r>
+          <w:t xml:space="preserve"> </w:t>
+        </w:r>
+      </w:ins>
+      <w:ins w:id="75" w:author="PR Preview" w:date="2026-01-01T00:00:00Z">
+        <w:r>
+          <w:t xml:space="preserve">of vectors,</w:t>
+        </w:r>
+      </w:ins>
     </w:p>
     <w:p>
       <w:pPr>

--- a/pr-preview/pr-341/permutation-tests-handout-tracked-changes.docx
+++ b/pr-preview/pr-341/permutation-tests-handout-tracked-changes.docx
@@ -16,7 +16,7 @@
       </w:pPr>
       <w:del w:id="1" w:author="PR Preview" w:date="2026-01-01T00:00:00Z">
         <w:r>
-          <w:delText xml:space="preserve">Last modified: 2026-10-19 00:48:10 (PDT)</w:delText>
+          <w:delText xml:space="preserve">Last modified: 2026-10-19 01:42:24 (PDT)</w:delText>
         </w:r>
       </w:del>
     </w:p>
@@ -26,7 +26,7 @@
       </w:pPr>
       <w:ins w:id="2" w:author="PR Preview" w:date="2026-01-01T00:00:00Z">
         <w:r>
-          <w:t xml:space="preserve">Last modified: 2026-10-19 00:53:49 (PDT)</w:t>
+          <w:t xml:space="preserve">Last modified: 2026-10-19 01:55:24 (PDT)</w:t>
         </w:r>
       </w:ins>
     </w:p>
@@ -597,50 +597,36 @@
       <w:pPr>
         <w:pStyle w:val="FirstParagraph"/>
       </w:pPr>
-      <w:del w:id="3" w:author="PR Preview" w:date="2026-01-01T00:00:00Z">
-        <w:r>
-          <w:rPr>
-            <w:b/>
-            <w:bCs/>
-          </w:rPr>
-          <w:delText xml:space="preserve">Definition 1 (Exchangeable random variables)</w:delText>
-        </w:r>
-      </w:del>
-      <w:del w:id="4" w:author="PR Preview" w:date="2026-01-01T00:00:00Z">
-        <w:r>
-          <w:delText xml:space="preserve"> </w:delText>
-        </w:r>
-      </w:del>
-      <w:del w:id="5" w:author="PR Preview" w:date="2026-01-01T00:00:00Z">
-        <w:r>
-          <w:delText xml:space="preserve">For a permutation</w:delText>
-        </w:r>
-      </w:del>
-      <w:del w:id="6" w:author="PR Preview" w:date="2026-01-01T00:00:00Z">
-        <w:r>
-          <w:delText xml:space="preserve"> </w:delText>
-        </w:r>
-      </w:del>
+      <w:r>
+        <w:rPr>
+          <w:b/>
+          <w:bCs/>
+        </w:rPr>
+        <w:t xml:space="preserve">Definition 1 (Exchangeable random variables)</w:t>
+      </w:r>
+      <w:r>
+        <w:t xml:space="preserve"> </w:t>
+      </w:r>
+      <w:r>
+        <w:t xml:space="preserve">For a permutation</w:t>
+      </w:r>
+      <w:r>
+        <w:t xml:space="preserve"> </w:t>
+      </w:r>
       <m:oMath>
         <m:r>
           <m:t>π</m:t>
         </m:r>
       </m:oMath>
-      <w:del w:id="7" w:author="PR Preview" w:date="2026-01-01T00:00:00Z">
-        <w:r>
-          <w:delText xml:space="preserve"> </w:delText>
-        </w:r>
-      </w:del>
-      <w:del w:id="8" w:author="PR Preview" w:date="2026-01-01T00:00:00Z">
-        <w:r>
-          <w:delText xml:space="preserve">of</w:delText>
-        </w:r>
-      </w:del>
-      <w:del w:id="9" w:author="PR Preview" w:date="2026-01-01T00:00:00Z">
-        <w:r>
-          <w:delText xml:space="preserve"> </w:delText>
-        </w:r>
-      </w:del>
+      <w:r>
+        <w:t xml:space="preserve"> </w:t>
+      </w:r>
+      <w:r>
+        <w:t xml:space="preserve">of</w:t>
+      </w:r>
+      <w:r>
+        <w:t xml:space="preserve"> </w:t>
+      </w:r>
       <m:oMath>
         <m:r>
           <m:t>​</m:t>
@@ -683,21 +669,15 @@
           <m:t>​</m:t>
         </m:r>
       </m:oMath>
-      <w:del w:id="10" w:author="PR Preview" w:date="2026-01-01T00:00:00Z">
-        <w:r>
-          <w:delText xml:space="preserve"> </w:delText>
-        </w:r>
-      </w:del>
-      <w:del w:id="11" w:author="PR Preview" w:date="2026-01-01T00:00:00Z">
-        <w:r>
-          <w:delText xml:space="preserve">and a vector</w:delText>
-        </w:r>
-      </w:del>
-      <w:del w:id="12" w:author="PR Preview" w:date="2026-01-01T00:00:00Z">
-        <w:r>
-          <w:delText xml:space="preserve"> </w:delText>
-        </w:r>
-      </w:del>
+      <w:r>
+        <w:t xml:space="preserve"> </w:t>
+      </w:r>
+      <w:r>
+        <w:t xml:space="preserve">and a vector</w:t>
+      </w:r>
+      <w:r>
+        <w:t xml:space="preserve"> </w:t>
+      </w:r>
       <m:oMath>
         <m:r>
           <m:t>y</m:t>
@@ -763,26 +743,18 @@
           <m:t>)</m:t>
         </m:r>
       </m:oMath>
-      <w:del w:id="13" w:author="PR Preview" w:date="2026-01-01T00:00:00Z">
-        <w:r>
-          <w:delText xml:space="preserve">,</w:delText>
-        </w:r>
-      </w:del>
-      <w:del w:id="14" w:author="PR Preview" w:date="2026-01-01T00:00:00Z">
-        <w:r>
-          <w:delText xml:space="preserve"> </w:delText>
-        </w:r>
-      </w:del>
-      <w:del w:id="15" w:author="PR Preview" w:date="2026-01-01T00:00:00Z">
-        <w:r>
-          <w:delText xml:space="preserve">write</w:delText>
-        </w:r>
-      </w:del>
-      <w:del w:id="16" w:author="PR Preview" w:date="2026-01-01T00:00:00Z">
-        <w:r>
-          <w:delText xml:space="preserve"> </w:delText>
-        </w:r>
-      </w:del>
+      <w:r>
+        <w:t xml:space="preserve">,</w:t>
+      </w:r>
+      <w:r>
+        <w:t xml:space="preserve"> </w:t>
+      </w:r>
+      <w:r>
+        <w:t xml:space="preserve">write</w:t>
+      </w:r>
+      <w:r>
+        <w:t xml:space="preserve"> </w:t>
+      </w:r>
       <m:oMath>
         <m:sSub>
           <m:e>
@@ -900,46 +872,32 @@
           <m:t>)</m:t>
         </m:r>
       </m:oMath>
-      <w:del w:id="17" w:author="PR Preview" w:date="2026-01-01T00:00:00Z">
-        <w:r>
-          <w:delText xml:space="preserve"> </w:delText>
-        </w:r>
-      </w:del>
-      <w:del w:id="18" w:author="PR Preview" w:date="2026-01-01T00:00:00Z">
-        <w:r>
-          <w:delText xml:space="preserve">for the vector with its entries reordered by</w:delText>
-        </w:r>
-      </w:del>
-      <w:del w:id="19" w:author="PR Preview" w:date="2026-01-01T00:00:00Z">
-        <w:r>
-          <w:delText xml:space="preserve"> </w:delText>
-        </w:r>
-      </w:del>
+      <w:r>
+        <w:t xml:space="preserve"> </w:t>
+      </w:r>
+      <w:r>
+        <w:t xml:space="preserve">for the vector with its entries reordered by</w:t>
+      </w:r>
+      <w:r>
+        <w:t xml:space="preserve"> </w:t>
+      </w:r>
       <m:oMath>
         <m:r>
           <m:t>π</m:t>
         </m:r>
       </m:oMath>
-      <w:del w:id="20" w:author="PR Preview" w:date="2026-01-01T00:00:00Z">
-        <w:r>
-          <w:delText xml:space="preserve">.</w:delText>
-        </w:r>
-      </w:del>
-      <w:del w:id="21" w:author="PR Preview" w:date="2026-01-01T00:00:00Z">
-        <w:r>
-          <w:delText xml:space="preserve"> </w:delText>
-        </w:r>
-      </w:del>
-      <w:del w:id="22" w:author="PR Preview" w:date="2026-01-01T00:00:00Z">
-        <w:r>
-          <w:delText xml:space="preserve">Random variables</w:delText>
-        </w:r>
-      </w:del>
-      <w:del w:id="23" w:author="PR Preview" w:date="2026-01-01T00:00:00Z">
-        <w:r>
-          <w:delText xml:space="preserve"> </w:delText>
-        </w:r>
-      </w:del>
+      <w:r>
+        <w:t xml:space="preserve">.</w:t>
+      </w:r>
+      <w:r>
+        <w:t xml:space="preserve"> </w:t>
+      </w:r>
+      <w:r>
+        <w:t xml:space="preserve">Random variables</w:t>
+      </w:r>
+      <w:r>
+        <w:t xml:space="preserve"> </w:t>
+      </w:r>
       <m:oMath>
         <m:sSub>
           <m:e>
@@ -984,581 +942,62 @@
           </m:sub>
         </m:sSub>
       </m:oMath>
-      <w:del w:id="24" w:author="PR Preview" w:date="2026-01-01T00:00:00Z">
-        <w:r>
-          <w:delText xml:space="preserve"> </w:delText>
-        </w:r>
-      </w:del>
-      <w:del w:id="25" w:author="PR Preview" w:date="2026-01-01T00:00:00Z">
-        <w:r>
-          <w:delText xml:space="preserve">are</w:delText>
-        </w:r>
-      </w:del>
-      <w:del w:id="26" w:author="PR Preview" w:date="2026-01-01T00:00:00Z">
-        <w:r>
-          <w:delText xml:space="preserve"> </w:delText>
-        </w:r>
-      </w:del>
-      <w:del w:id="27" w:author="PR Preview" w:date="2026-01-01T00:00:00Z">
-        <w:r>
-          <w:rPr>
-            <w:b/>
-            <w:bCs/>
-          </w:rPr>
-          <w:delText xml:space="preserve">exchangeable</w:delText>
-        </w:r>
-      </w:del>
-      <w:del w:id="28" w:author="PR Preview" w:date="2026-01-01T00:00:00Z">
-        <w:r>
-          <w:delText xml:space="preserve"> </w:delText>
-        </w:r>
-      </w:del>
-      <w:del w:id="29" w:author="PR Preview" w:date="2026-01-01T00:00:00Z">
-        <w:r>
-          <w:delText xml:space="preserve">if reordering them does not change their joint distribution</w:delText>
-        </w:r>
-      </w:del>
-      <w:del w:id="30" w:author="PR Preview" w:date="2026-01-01T00:00:00Z">
-        <w:r>
-          <w:delText xml:space="preserve"> </w:delText>
-        </w:r>
-      </w:del>
-      <w:del w:id="31" w:author="PR Preview" w:date="2026-01-01T00:00:00Z">
-        <w:r>
-          <w:delText xml:space="preserve">[5]</w:delText>
-        </w:r>
-      </w:del>
-      <w:del w:id="32" w:author="PR Preview" w:date="2026-01-01T00:00:00Z">
-        <w:r>
-          <w:delText xml:space="preserve">:</w:delText>
-        </w:r>
-      </w:del>
-      <w:del w:id="33" w:author="PR Preview" w:date="2026-01-01T00:00:00Z">
-        <w:r>
-          <w:delText xml:space="preserve"> </w:delText>
-        </w:r>
-      </w:del>
-      <w:del w:id="34" w:author="PR Preview" w:date="2026-01-01T00:00:00Z">
-        <w:r>
-          <w:delText xml:space="preserve">for every permutation</w:delText>
-        </w:r>
-      </w:del>
-      <w:del w:id="35" w:author="PR Preview" w:date="2026-01-01T00:00:00Z">
-        <w:r>
-          <w:delText xml:space="preserve"> </w:delText>
-        </w:r>
-      </w:del>
+      <w:r>
+        <w:t xml:space="preserve"> </w:t>
+      </w:r>
+      <w:r>
+        <w:t xml:space="preserve">are</w:t>
+      </w:r>
+      <w:r>
+        <w:t xml:space="preserve"> </w:t>
+      </w:r>
+      <w:r>
+        <w:rPr>
+          <w:b/>
+          <w:bCs/>
+        </w:rPr>
+        <w:t xml:space="preserve">exchangeable</w:t>
+      </w:r>
+      <w:r>
+        <w:t xml:space="preserve"> </w:t>
+      </w:r>
+      <w:r>
+        <w:t xml:space="preserve">if reordering them does not change their joint distribution:</w:t>
+      </w:r>
+      <w:r>
+        <w:t xml:space="preserve"> </w:t>
+      </w:r>
+      <w:r>
+        <w:t xml:space="preserve">for every permutation</w:t>
+      </w:r>
+      <w:r>
+        <w:t xml:space="preserve"> </w:t>
+      </w:r>
       <m:oMath>
         <m:r>
           <m:t>π</m:t>
         </m:r>
       </m:oMath>
-      <w:del w:id="36" w:author="PR Preview" w:date="2026-01-01T00:00:00Z">
-        <w:r>
-          <w:delText xml:space="preserve"> </w:delText>
-        </w:r>
-      </w:del>
-      <w:del w:id="37" w:author="PR Preview" w:date="2026-01-01T00:00:00Z">
-        <w:r>
-          <w:delText xml:space="preserve">and every set</w:delText>
-        </w:r>
-      </w:del>
-      <w:del w:id="38" w:author="PR Preview" w:date="2026-01-01T00:00:00Z">
-        <w:r>
-          <w:delText xml:space="preserve"> </w:delText>
-        </w:r>
-      </w:del>
+      <w:r>
+        <w:t xml:space="preserve"> </w:t>
+      </w:r>
+      <w:r>
+        <w:t xml:space="preserve">and every set</w:t>
+      </w:r>
+      <w:r>
+        <w:t xml:space="preserve"> </w:t>
+      </w:r>
       <m:oMath>
         <m:r>
           <m:t>A</m:t>
         </m:r>
       </m:oMath>
-      <w:del w:id="39" w:author="PR Preview" w:date="2026-01-01T00:00:00Z">
-        <w:r>
-          <w:delText xml:space="preserve"> </w:delText>
-        </w:r>
-      </w:del>
-      <w:del w:id="40" w:author="PR Preview" w:date="2026-01-01T00:00:00Z">
-        <w:r>
-          <w:delText xml:space="preserve">of vectors,</w:delText>
-        </w:r>
-      </w:del>
-    </w:p>
-    <w:p>
-      <w:pPr>
-        <w:pStyle w:val="FirstParagraph"/>
-      </w:pPr>
-      <w:ins w:id="41" w:author="PR Preview" w:date="2026-01-01T00:00:00Z">
-        <w:r>
-          <w:rPr>
-            <w:b/>
-            <w:bCs/>
-          </w:rPr>
-          <w:t xml:space="preserve">Definition 1 (Exchangeable random variables)</w:t>
-        </w:r>
-      </w:ins>
-      <w:ins w:id="42" w:author="PR Preview" w:date="2026-01-01T00:00:00Z">
-        <w:r>
-          <w:t xml:space="preserve"> </w:t>
-        </w:r>
-      </w:ins>
-      <w:ins w:id="43" w:author="PR Preview" w:date="2026-01-01T00:00:00Z">
-        <w:r>
-          <w:t xml:space="preserve">For a permutation</w:t>
-        </w:r>
-      </w:ins>
-      <w:ins w:id="44" w:author="PR Preview" w:date="2026-01-01T00:00:00Z">
-        <w:r>
-          <w:t xml:space="preserve"> </w:t>
-        </w:r>
-      </w:ins>
-      <m:oMath>
-        <m:r>
-          <m:t>π</m:t>
-        </m:r>
-      </m:oMath>
-      <w:ins w:id="45" w:author="PR Preview" w:date="2026-01-01T00:00:00Z">
-        <w:r>
-          <w:t xml:space="preserve"> </w:t>
-        </w:r>
-      </w:ins>
-      <w:ins w:id="46" w:author="PR Preview" w:date="2026-01-01T00:00:00Z">
-        <w:r>
-          <w:t xml:space="preserve">of</w:t>
-        </w:r>
-      </w:ins>
-      <w:ins w:id="47" w:author="PR Preview" w:date="2026-01-01T00:00:00Z">
-        <w:r>
-          <w:t xml:space="preserve"> </w:t>
-        </w:r>
-      </w:ins>
-      <m:oMath>
-        <m:r>
-          <m:t>​</m:t>
-        </m:r>
-        <m:d>
-          <m:dPr>
-            <m:begChr m:val="{"/>
-            <m:sepChr m:val=""/>
-            <m:endChr m:val="}"/>
-            <m:grow/>
-          </m:dPr>
-          <m:e>
-            <m:r>
-              <m:t>1</m:t>
-            </m:r>
-            <m:r>
-              <m:rPr>
-                <m:sty m:val="p"/>
-              </m:rPr>
-              <m:t>,</m:t>
-            </m:r>
-            <m:r>
-              <m:rPr>
-                <m:sty m:val="p"/>
-              </m:rPr>
-              <m:t>…</m:t>
-            </m:r>
-            <m:r>
-              <m:rPr>
-                <m:sty m:val="p"/>
-              </m:rPr>
-              <m:t>,</m:t>
-            </m:r>
-            <m:r>
-              <m:t>n</m:t>
-            </m:r>
-          </m:e>
-        </m:d>
-        <m:r>
-          <m:t>​</m:t>
-        </m:r>
-      </m:oMath>
-      <w:ins w:id="48" w:author="PR Preview" w:date="2026-01-01T00:00:00Z">
-        <w:r>
-          <w:t xml:space="preserve"> </w:t>
-        </w:r>
-      </w:ins>
-      <w:ins w:id="49" w:author="PR Preview" w:date="2026-01-01T00:00:00Z">
-        <w:r>
-          <w:t xml:space="preserve">and a vector</w:t>
-        </w:r>
-      </w:ins>
-      <w:ins w:id="50" w:author="PR Preview" w:date="2026-01-01T00:00:00Z">
-        <w:r>
-          <w:t xml:space="preserve"> </w:t>
-        </w:r>
-      </w:ins>
-      <m:oMath>
-        <m:r>
-          <m:t>y</m:t>
-        </m:r>
-        <m:r>
-          <m:rPr>
-            <m:sty m:val="p"/>
-          </m:rPr>
-          <m:t>=</m:t>
-        </m:r>
-        <m:r>
-          <m:rPr>
-            <m:sty m:val="p"/>
-          </m:rPr>
-          <m:t>(</m:t>
-        </m:r>
-        <m:sSub>
-          <m:e>
-            <m:r>
-              <m:t>y</m:t>
-            </m:r>
-          </m:e>
-          <m:sub>
-            <m:r>
-              <m:t>1</m:t>
-            </m:r>
-          </m:sub>
-        </m:sSub>
-        <m:r>
-          <m:rPr>
-            <m:sty m:val="p"/>
-          </m:rPr>
-          <m:t>,</m:t>
-        </m:r>
-        <m:r>
-          <m:rPr>
-            <m:sty m:val="p"/>
-          </m:rPr>
-          <m:t>…</m:t>
-        </m:r>
-        <m:r>
-          <m:rPr>
-            <m:sty m:val="p"/>
-          </m:rPr>
-          <m:t>,</m:t>
-        </m:r>
-        <m:sSub>
-          <m:e>
-            <m:r>
-              <m:t>y</m:t>
-            </m:r>
-          </m:e>
-          <m:sub>
-            <m:r>
-              <m:t>n</m:t>
-            </m:r>
-          </m:sub>
-        </m:sSub>
-        <m:r>
-          <m:rPr>
-            <m:sty m:val="p"/>
-          </m:rPr>
-          <m:t>)</m:t>
-        </m:r>
-      </m:oMath>
-      <w:ins w:id="51" w:author="PR Preview" w:date="2026-01-01T00:00:00Z">
-        <w:r>
-          <w:t xml:space="preserve">,</w:t>
-        </w:r>
-      </w:ins>
-      <w:ins w:id="52" w:author="PR Preview" w:date="2026-01-01T00:00:00Z">
-        <w:r>
-          <w:t xml:space="preserve"> </w:t>
-        </w:r>
-      </w:ins>
-      <w:ins w:id="53" w:author="PR Preview" w:date="2026-01-01T00:00:00Z">
-        <w:r>
-          <w:t xml:space="preserve">write</w:t>
-        </w:r>
-      </w:ins>
-      <w:ins w:id="54" w:author="PR Preview" w:date="2026-01-01T00:00:00Z">
-        <w:r>
-          <w:t xml:space="preserve"> </w:t>
-        </w:r>
-      </w:ins>
-      <m:oMath>
-        <m:sSub>
-          <m:e>
-            <m:r>
-              <m:t>y</m:t>
-            </m:r>
-          </m:e>
-          <m:sub>
-            <m:r>
-              <m:t>π</m:t>
-            </m:r>
-          </m:sub>
-        </m:sSub>
-        <m:limUpp>
-          <m:e>
-            <m:r>
-              <m:rPr>
-                <m:sty m:val="p"/>
-              </m:rPr>
-              <m:t>=</m:t>
-            </m:r>
-          </m:e>
-          <m:lim>
-            <m:r>
-              <m:rPr>
-                <m:nor/>
-                <m:sty m:val="p"/>
-              </m:rPr>
-              <m:t>def</m:t>
-            </m:r>
-          </m:lim>
-        </m:limUpp>
-        <m:r>
-          <m:rPr>
-            <m:sty m:val="p"/>
-          </m:rPr>
-          <m:t>(</m:t>
-        </m:r>
-        <m:sSub>
-          <m:e>
-            <m:r>
-              <m:t>y</m:t>
-            </m:r>
-          </m:e>
-          <m:sub>
-            <m:r>
-              <m:t>π</m:t>
-            </m:r>
-            <m:r>
-              <m:rPr>
-                <m:sty m:val="p"/>
-              </m:rPr>
-              <m:t>(</m:t>
-            </m:r>
-            <m:r>
-              <m:t>1</m:t>
-            </m:r>
-            <m:r>
-              <m:rPr>
-                <m:sty m:val="p"/>
-              </m:rPr>
-              <m:t>)</m:t>
-            </m:r>
-          </m:sub>
-        </m:sSub>
-        <m:r>
-          <m:rPr>
-            <m:sty m:val="p"/>
-          </m:rPr>
-          <m:t>,</m:t>
-        </m:r>
-        <m:r>
-          <m:rPr>
-            <m:sty m:val="p"/>
-          </m:rPr>
-          <m:t>…</m:t>
-        </m:r>
-        <m:r>
-          <m:rPr>
-            <m:sty m:val="p"/>
-          </m:rPr>
-          <m:t>,</m:t>
-        </m:r>
-        <m:sSub>
-          <m:e>
-            <m:r>
-              <m:t>y</m:t>
-            </m:r>
-          </m:e>
-          <m:sub>
-            <m:r>
-              <m:t>π</m:t>
-            </m:r>
-            <m:r>
-              <m:rPr>
-                <m:sty m:val="p"/>
-              </m:rPr>
-              <m:t>(</m:t>
-            </m:r>
-            <m:r>
-              <m:t>n</m:t>
-            </m:r>
-            <m:r>
-              <m:rPr>
-                <m:sty m:val="p"/>
-              </m:rPr>
-              <m:t>)</m:t>
-            </m:r>
-          </m:sub>
-        </m:sSub>
-        <m:r>
-          <m:rPr>
-            <m:sty m:val="p"/>
-          </m:rPr>
-          <m:t>)</m:t>
-        </m:r>
-      </m:oMath>
-      <w:ins w:id="55" w:author="PR Preview" w:date="2026-01-01T00:00:00Z">
-        <w:r>
-          <w:t xml:space="preserve"> </w:t>
-        </w:r>
-      </w:ins>
-      <w:ins w:id="56" w:author="PR Preview" w:date="2026-01-01T00:00:00Z">
-        <w:r>
-          <w:t xml:space="preserve">for the vector with its entries reordered by</w:t>
-        </w:r>
-      </w:ins>
-      <w:ins w:id="57" w:author="PR Preview" w:date="2026-01-01T00:00:00Z">
-        <w:r>
-          <w:t xml:space="preserve"> </w:t>
-        </w:r>
-      </w:ins>
-      <m:oMath>
-        <m:r>
-          <m:t>π</m:t>
-        </m:r>
-      </m:oMath>
-      <w:ins w:id="58" w:author="PR Preview" w:date="2026-01-01T00:00:00Z">
-        <w:r>
-          <w:t xml:space="preserve">.</w:t>
-        </w:r>
-      </w:ins>
-      <w:ins w:id="59" w:author="PR Preview" w:date="2026-01-01T00:00:00Z">
-        <w:r>
-          <w:t xml:space="preserve"> </w:t>
-        </w:r>
-      </w:ins>
-      <w:ins w:id="60" w:author="PR Preview" w:date="2026-01-01T00:00:00Z">
-        <w:r>
-          <w:t xml:space="preserve">Random variables</w:t>
-        </w:r>
-      </w:ins>
-      <w:ins w:id="61" w:author="PR Preview" w:date="2026-01-01T00:00:00Z">
-        <w:r>
-          <w:t xml:space="preserve"> </w:t>
-        </w:r>
-      </w:ins>
-      <m:oMath>
-        <m:sSub>
-          <m:e>
-            <m:r>
-              <m:t>Y</m:t>
-            </m:r>
-          </m:e>
-          <m:sub>
-            <m:r>
-              <m:t>1</m:t>
-            </m:r>
-          </m:sub>
-        </m:sSub>
-        <m:r>
-          <m:rPr>
-            <m:sty m:val="p"/>
-          </m:rPr>
-          <m:t>,</m:t>
-        </m:r>
-        <m:r>
-          <m:rPr>
-            <m:sty m:val="p"/>
-          </m:rPr>
-          <m:t>…</m:t>
-        </m:r>
-        <m:r>
-          <m:rPr>
-            <m:sty m:val="p"/>
-          </m:rPr>
-          <m:t>,</m:t>
-        </m:r>
-        <m:sSub>
-          <m:e>
-            <m:r>
-              <m:t>Y</m:t>
-            </m:r>
-          </m:e>
-          <m:sub>
-            <m:r>
-              <m:t>n</m:t>
-            </m:r>
-          </m:sub>
-        </m:sSub>
-      </m:oMath>
-      <w:ins w:id="62" w:author="PR Preview" w:date="2026-01-01T00:00:00Z">
-        <w:r>
-          <w:t xml:space="preserve"> </w:t>
-        </w:r>
-      </w:ins>
-      <w:ins w:id="63" w:author="PR Preview" w:date="2026-01-01T00:00:00Z">
-        <w:r>
-          <w:t xml:space="preserve">are</w:t>
-        </w:r>
-      </w:ins>
-      <w:ins w:id="64" w:author="PR Preview" w:date="2026-01-01T00:00:00Z">
-        <w:r>
-          <w:t xml:space="preserve"> </w:t>
-        </w:r>
-      </w:ins>
-      <w:ins w:id="65" w:author="PR Preview" w:date="2026-01-01T00:00:00Z">
-        <w:r>
-          <w:rPr>
-            <w:b/>
-            <w:bCs/>
-          </w:rPr>
-          <w:t xml:space="preserve">exchangeable</w:t>
-        </w:r>
-      </w:ins>
-      <w:ins w:id="66" w:author="PR Preview" w:date="2026-01-01T00:00:00Z">
-        <w:r>
-          <w:t xml:space="preserve"> </w:t>
-        </w:r>
-      </w:ins>
-      <w:ins w:id="67" w:author="PR Preview" w:date="2026-01-01T00:00:00Z">
-        <w:r>
-          <w:t xml:space="preserve">if reordering them does not change their joint distribution:</w:t>
-        </w:r>
-      </w:ins>
-      <w:ins w:id="68" w:author="PR Preview" w:date="2026-01-01T00:00:00Z">
-        <w:r>
-          <w:t xml:space="preserve"> </w:t>
-        </w:r>
-      </w:ins>
-      <w:ins w:id="69" w:author="PR Preview" w:date="2026-01-01T00:00:00Z">
-        <w:r>
-          <w:t xml:space="preserve">for every permutation</w:t>
-        </w:r>
-      </w:ins>
-      <w:ins w:id="70" w:author="PR Preview" w:date="2026-01-01T00:00:00Z">
-        <w:r>
-          <w:t xml:space="preserve"> </w:t>
-        </w:r>
-      </w:ins>
-      <m:oMath>
-        <m:r>
-          <m:t>π</m:t>
-        </m:r>
-      </m:oMath>
-      <w:ins w:id="71" w:author="PR Preview" w:date="2026-01-01T00:00:00Z">
-        <w:r>
-          <w:t xml:space="preserve"> </w:t>
-        </w:r>
-      </w:ins>
-      <w:ins w:id="72" w:author="PR Preview" w:date="2026-01-01T00:00:00Z">
-        <w:r>
-          <w:t xml:space="preserve">and every set</w:t>
-        </w:r>
-      </w:ins>
-      <w:ins w:id="73" w:author="PR Preview" w:date="2026-01-01T00:00:00Z">
-        <w:r>
-          <w:t xml:space="preserve"> </w:t>
-        </w:r>
-      </w:ins>
-      <m:oMath>
-        <m:r>
-          <m:t>A</m:t>
-        </m:r>
-      </m:oMath>
-      <w:ins w:id="74" w:author="PR Preview" w:date="2026-01-01T00:00:00Z">
-        <w:r>
-          <w:t xml:space="preserve"> </w:t>
-        </w:r>
-      </w:ins>
-      <w:ins w:id="75" w:author="PR Preview" w:date="2026-01-01T00:00:00Z">
-        <w:r>
-          <w:t xml:space="preserve">of vectors,</w:t>
-        </w:r>
-      </w:ins>
+      <w:r>
+        <w:t xml:space="preserve"> </w:t>
+      </w:r>
+      <w:r>
+        <w:t xml:space="preserve">of vectors,</w:t>
+      </w:r>
     </w:p>
     <w:p>
       <w:pPr>

--- a/pr-preview/pr-341/permutation-tests-handout-tracked-changes.docx
+++ b/pr-preview/pr-341/permutation-tests-handout-tracked-changes.docx
@@ -16,7 +16,7 @@
       </w:pPr>
       <w:del w:id="1" w:author="PR Preview" w:date="2026-01-01T00:00:00Z">
         <w:r>
-          <w:delText xml:space="preserve">Last modified: 2026-10-19 01:42:24 (PDT)</w:delText>
+          <w:delText xml:space="preserve">Last modified: 2026-10-19 03:33:48 (PDT)</w:delText>
         </w:r>
       </w:del>
     </w:p>
@@ -26,7 +26,7 @@
       </w:pPr>
       <w:ins w:id="2" w:author="PR Preview" w:date="2026-01-01T00:00:00Z">
         <w:r>
-          <w:t xml:space="preserve">Last modified: 2026-10-19 01:55:24 (PDT)</w:t>
+          <w:t xml:space="preserve">Last modified: 2026-10-19 03:40:46 (PDT)</w:t>
         </w:r>
       </w:ins>
     </w:p>
@@ -9743,73 +9743,73 @@
                     </m:rPr>
                     <m:t>E</m:t>
                   </m:r>
-                </m:e>
-              </m:nary>
-              <m:r>
-                <m:t>​</m:t>
-              </m:r>
-              <m:d>
-                <m:dPr>
-                  <m:begChr m:val="["/>
-                  <m:sepChr m:val=""/>
-                  <m:endChr m:val="]"/>
-                  <m:grow/>
-                </m:dPr>
-                <m:e>
-                  <m:sSub>
+                  <m:r>
+                    <m:t>​</m:t>
+                  </m:r>
+                  <m:d>
+                    <m:dPr>
+                      <m:begChr m:val="["/>
+                      <m:sepChr m:val=""/>
+                      <m:endChr m:val="]"/>
+                      <m:grow/>
+                    </m:dPr>
                     <m:e>
-                      <m:r>
-                        <m:rPr>
-                          <m:scr m:val="double-struck"/>
-                          <m:sty m:val="p"/>
-                        </m:rPr>
-                        <m:t>1</m:t>
-                      </m:r>
-                    </m:e>
-                    <m:sub>
                       <m:sSub>
                         <m:e>
                           <m:r>
-                            <m:t>N</m:t>
+                            <m:rPr>
+                              <m:scr m:val="double-struck"/>
+                              <m:sty m:val="p"/>
+                            </m:rPr>
+                            <m:t>1</m:t>
                           </m:r>
                         </m:e>
                         <m:sub>
+                          <m:sSub>
+                            <m:e>
+                              <m:r>
+                                <m:t>N</m:t>
+                              </m:r>
+                            </m:e>
+                            <m:sub>
+                              <m:r>
+                                <m:t>σ</m:t>
+                              </m:r>
+                            </m:sub>
+                          </m:sSub>
                           <m:r>
-                            <m:t>σ</m:t>
+                            <m:rPr>
+                              <m:sty m:val="p"/>
+                            </m:rPr>
+                            <m:t>(</m:t>
+                          </m:r>
+                          <m:r>
+                            <m:t>Y</m:t>
+                          </m:r>
+                          <m:r>
+                            <m:rPr>
+                              <m:sty m:val="p"/>
+                            </m:rPr>
+                            <m:t>)</m:t>
+                          </m:r>
+                          <m:r>
+                            <m:rPr>
+                              <m:sty m:val="p"/>
+                            </m:rPr>
+                            <m:t>≤</m:t>
+                          </m:r>
+                          <m:r>
+                            <m:t>k</m:t>
                           </m:r>
                         </m:sub>
                       </m:sSub>
-                      <m:r>
-                        <m:rPr>
-                          <m:sty m:val="p"/>
-                        </m:rPr>
-                        <m:t>(</m:t>
-                      </m:r>
-                      <m:r>
-                        <m:t>Y</m:t>
-                      </m:r>
-                      <m:r>
-                        <m:rPr>
-                          <m:sty m:val="p"/>
-                        </m:rPr>
-                        <m:t>)</m:t>
-                      </m:r>
-                      <m:r>
-                        <m:rPr>
-                          <m:sty m:val="p"/>
-                        </m:rPr>
-                        <m:t>≤</m:t>
-                      </m:r>
-                      <m:r>
-                        <m:t>k</m:t>
-                      </m:r>
-                    </m:sub>
-                  </m:sSub>
+                    </m:e>
+                  </m:d>
+                  <m:r>
+                    <m:t>​</m:t>
+                  </m:r>
                 </m:e>
-              </m:d>
-              <m:r>
-                <m:t>​</m:t>
-              </m:r>
+              </m:nary>
               <m:r>
                 <m:t>&amp;</m:t>
               </m:r>
